--- a/data/Dialogues multilateral_Meeting of the European Political Community.docx
+++ b/data/Dialogues multilateral_Meeting of the European Political Community.docx
@@ -89,8 +89,7 @@
     <w:tbl>
       <w:tblPr>
         <w:tblStyle w:val="Table"/>
-        <w:tblW w:type="pct" w:w="5000"/>
-        <w:tblLayout w:type="fixed"/>
+        <w:tblW w:type="auto" w:w="0"/>
         <w:tblLook w:firstRow="1" w:lastRow="0" w:firstColumn="0" w:lastColumn="0" w:noHBand="0" w:noVBand="0" w:val="0020"/>
       </w:tblPr>
       <w:tblGrid>
@@ -143,7 +142,7 @@
               <w:pStyle w:val="Compact"/>
             </w:pPr>
             <w:r>
-              <w:t xml:space="preserve">European Union; EU Member States; European Council; European Parliament; European Commission</w:t>
+              <w:t xml:space="preserve">Meeting of the European Political Community</w:t>
             </w:r>
           </w:p>
         </w:tc>
@@ -162,8 +161,7 @@
     <w:tbl>
       <w:tblPr>
         <w:tblStyle w:val="Table"/>
-        <w:tblW w:type="pct" w:w="5000"/>
-        <w:tblLayout w:type="fixed"/>
+        <w:tblW w:type="auto" w:w="0"/>
         <w:tblLook w:firstRow="1" w:lastRow="0" w:firstColumn="0" w:lastColumn="0" w:noHBand="0" w:noVBand="0" w:val="0020"/>
       </w:tblPr>
       <w:tblGrid>
@@ -216,7 +214,7 @@
               <w:pStyle w:val="Compact"/>
             </w:pPr>
             <w:r>
-              <w:t xml:space="preserve">EU-LAC Digital Alliance; Global Digital Cooperation; Multilateralism; EU-CELAC Digital Partnership</w:t>
+              <w:t xml:space="preserve">Multilateralism</w:t>
             </w:r>
           </w:p>
         </w:tc>
